--- a/public/Billet-a-ordre-test.docx
+++ b/public/Billet-a-ordre-test.docx
@@ -86,7 +86,7 @@
                 <w:vertAlign w:val="baseline"/>
                 <w:lang w:val="en-US"/>
               </w:rPr>
-              <w:t># 15 000 159 #</w:t>
+              <w:t># 15 000 066 #</w:t>
             </w:r>
           </w:p>
         </w:tc>
@@ -410,7 +410,7 @@
           <w:szCs w:val="28"/>
           <w:lang w:val="en-US"/>
         </w:rPr>
-        <w:t xml:space="preserve"> titulaire de Carte de séjour : dd </w:t>
+        <w:t xml:space="preserve"> titulaire de Carte d’identité de la CEDEAO : Do eos voluptatem </w:t>
       </w:r>
       <w:r>
         <w:rPr>
@@ -503,7 +503,7 @@
           <w:szCs w:val="28"/>
           <w:lang w:val="en-US"/>
         </w:rPr>
-        <w:t>quinze millions cent cinquante-neuf francs</w:t>
+        <w:t>quinze millions soixante-six francs</w:t>
       </w:r>
     </w:p>
     <w:p>
@@ -545,7 +545,7 @@
           <w:szCs w:val="28"/>
           <w:lang w:val="en-US"/>
         </w:rPr>
-        <w:t>15 000 159</w:t>
+        <w:t>15 000 066</w:t>
       </w:r>
     </w:p>
     <w:p>
@@ -997,7 +997,7 @@
                 <w:vertAlign w:val="baseline"/>
                 <w:lang w:val="en-US"/>
               </w:rPr>
-              <w:t>Mr test, test titulaire de Carte de séjour : dd</w:t>
+              <w:t>Mr test, test titulaire de Carte d’identité de la CEDEAO : Do eos voluptatem</w:t>
             </w:r>
             <w:bookmarkStart w:id="0" w:name="_GoBack"/>
             <w:bookmarkEnd w:id="0"/>
